--- a/cdk/2/lambdaCDKExample/AWS Lambda Function with CDK in Java.docx
+++ b/cdk/2/lambdaCDKExample/AWS Lambda Function with CDK in Java.docx
@@ -5,12 +5,18 @@
     <w:p>
       <w:pPr>
         <w:pStyle w:val="Title"/>
-      </w:pPr>
-      <w:r>
-        <w:t>AWS Lambda Function with CDK in Java</w:t>
-      </w:r>
-      <w:r>
-        <w:t xml:space="preserve"> &amp;</w:t>
+        <w:jc w:val="center"/>
+        <w:rPr>
+          <w:b/>
+          <w:bCs/>
+        </w:rPr>
+      </w:pPr>
+      <w:r>
+        <w:rPr>
+          <w:b/>
+          <w:bCs/>
+        </w:rPr>
+        <w:t>AWS Lambda Function with CDK in Java &amp;</w:t>
       </w:r>
     </w:p>
     <w:p>
@@ -19,9 +25,18 @@
         <w:pBdr>
           <w:bottom w:val="single" w:sz="6" w:space="1" w:color="auto"/>
         </w:pBdr>
-      </w:pPr>
-      <w:r>
-        <w:t xml:space="preserve">Project Setup </w:t>
+        <w:jc w:val="center"/>
+        <w:rPr>
+          <w:b/>
+          <w:bCs/>
+        </w:rPr>
+      </w:pPr>
+      <w:r>
+        <w:rPr>
+          <w:b/>
+          <w:bCs/>
+        </w:rPr>
+        <w:t>Project Setup</w:t>
       </w:r>
     </w:p>
     <w:p/>
@@ -4819,6 +4834,7 @@
   <w:style w:type="character" w:default="1" w:styleId="DefaultParagraphFont">
     <w:name w:val="Default Paragraph Font"/>
     <w:uiPriority w:val="1"/>
+    <w:semiHidden/>
     <w:unhideWhenUsed/>
   </w:style>
   <w:style w:type="table" w:default="1" w:styleId="TableNormal">
